--- a/docs/SETUP-CPU-LAPTOP.ar.docx
+++ b/docs/SETUP-CPU-LAPTOP.ar.docx
@@ -4515,18 +4515,40 @@
           <w:szCs w:val="24"/>
           <w:rtl/>
         </w:rPr>
-        <w:t xml:space="preserve">«نقطة»</w:t>
-      </w:r>
-      <w:r>
-        <w:rPr>
-          <w:rFonts w:ascii="Arial" w:cs="Arial" w:eastAsia="Arial" w:hAnsi="Arial"/>
-          <w:b w:val="false"/>
-          <w:color w:val="1B1F24"/>
-          <w:sz w:val="24"/>
-          <w:szCs w:val="24"/>
-          <w:rtl/>
-        </w:rPr>
-        <w:t xml:space="preserve"> / </w:t>
+        <w:t xml:space="preserve">«قائمة»</w:t>
+      </w:r>
+      <w:r>
+        <w:rPr>
+          <w:rFonts w:ascii="Arial" w:cs="Arial" w:eastAsia="Arial" w:hAnsi="Arial"/>
+          <w:b w:val="false"/>
+          <w:color w:val="1B1F24"/>
+          <w:sz w:val="24"/>
+          <w:szCs w:val="24"/>
+          <w:rtl/>
+        </w:rPr>
+        <w:t xml:space="preserve"> لنقطة تعداد </w:t>
+      </w:r>
+      <w:r>
+        <w:rPr>
+          <w:rFonts w:ascii="Consolas" w:cs="Consolas" w:eastAsia="Consolas" w:hAnsi="Consolas"/>
+          <w:color w:val="10222E"/>
+          <w:sz w:val="20"/>
+          <w:szCs w:val="20"/>
+          <w:shd w:fill="F3F4F6" w:color="auto" w:val="clear"/>
+          <w:rtl w:val="false"/>
+        </w:rPr>
+        <w:t xml:space="preserve">•</w:t>
+      </w:r>
+      <w:r>
+        <w:rPr>
+          <w:rFonts w:ascii="Arial" w:cs="Arial" w:eastAsia="Arial" w:hAnsi="Arial"/>
+          <w:b w:val="false"/>
+          <w:color w:val="1B1F24"/>
+          <w:sz w:val="24"/>
+          <w:szCs w:val="24"/>
+          <w:rtl/>
+        </w:rPr>
+        <w:t xml:space="preserve">، أو </w:t>
       </w:r>
       <w:r>
         <w:rPr>
@@ -4538,63 +4560,18 @@
           <w:szCs w:val="24"/>
           <w:rtl/>
         </w:rPr>
-        <w:t xml:space="preserve">«قائمة»</w:t>
-      </w:r>
-      <w:r>
-        <w:rPr>
-          <w:rFonts w:ascii="Arial" w:cs="Arial" w:eastAsia="Arial" w:hAnsi="Arial"/>
-          <w:b w:val="false"/>
-          <w:color w:val="1B1F24"/>
-          <w:sz w:val="24"/>
-          <w:szCs w:val="24"/>
-          <w:rtl/>
-        </w:rPr>
-        <w:t xml:space="preserve"> لنقطة تعداد </w:t>
-      </w:r>
-      <w:r>
-        <w:rPr>
-          <w:rFonts w:ascii="Consolas" w:cs="Consolas" w:eastAsia="Consolas" w:hAnsi="Consolas"/>
-          <w:color w:val="10222E"/>
-          <w:sz w:val="20"/>
-          <w:szCs w:val="20"/>
-          <w:shd w:fill="F3F4F6" w:color="auto" w:val="clear"/>
-          <w:rtl w:val="false"/>
-        </w:rPr>
-        <w:t xml:space="preserve">•</w:t>
-      </w:r>
-      <w:r>
-        <w:rPr>
-          <w:rFonts w:ascii="Arial" w:cs="Arial" w:eastAsia="Arial" w:hAnsi="Arial"/>
-          <w:b w:val="false"/>
-          <w:color w:val="1B1F24"/>
-          <w:sz w:val="24"/>
-          <w:szCs w:val="24"/>
-          <w:rtl/>
-        </w:rPr>
-        <w:t xml:space="preserve">، أو </w:t>
-      </w:r>
-      <w:r>
-        <w:rPr>
-          <w:rFonts w:ascii="Arial" w:cs="Arial" w:eastAsia="Arial" w:hAnsi="Arial"/>
-          <w:b/>
-          <w:bCs/>
-          <w:color w:val="2F6F4F"/>
-          <w:sz w:val="24"/>
-          <w:szCs w:val="24"/>
-          <w:rtl/>
-        </w:rPr>
-        <w:t xml:space="preserve">«كود»</w:t>
-      </w:r>
-      <w:r>
-        <w:rPr>
-          <w:rFonts w:ascii="Arial" w:cs="Arial" w:eastAsia="Arial" w:hAnsi="Arial"/>
-          <w:b w:val="false"/>
-          <w:color w:val="1B1F24"/>
-          <w:sz w:val="24"/>
-          <w:szCs w:val="24"/>
-          <w:rtl/>
-        </w:rPr>
-        <w:t xml:space="preserve"> لتنسيق النص ككود.</w:t>
+        <w:t xml:space="preserve">«تنسيق كود»</w:t>
+      </w:r>
+      <w:r>
+        <w:rPr>
+          <w:rFonts w:ascii="Arial" w:cs="Arial" w:eastAsia="Arial" w:hAnsi="Arial"/>
+          <w:b w:val="false"/>
+          <w:color w:val="1B1F24"/>
+          <w:sz w:val="24"/>
+          <w:szCs w:val="24"/>
+          <w:rtl/>
+        </w:rPr>
+        <w:t xml:space="preserve"> لتنسيق النص ككود. (الجمل العادية التي تبدأ بكلمة «نقطة» أو «كود» تُكتب كما هي.)</w:t>
       </w:r>
     </w:p>
     <w:p>
@@ -4673,6 +4650,29 @@
           <w:szCs w:val="24"/>
           <w:rtl/>
         </w:rPr>
+        <w:t xml:space="preserve">«نقطة»</w:t>
+      </w:r>
+      <w:r>
+        <w:rPr>
+          <w:rFonts w:ascii="Arial" w:cs="Arial" w:eastAsia="Arial" w:hAnsi="Arial"/>
+          <w:b w:val="false"/>
+          <w:color w:val="1B1F24"/>
+          <w:sz w:val="24"/>
+          <w:szCs w:val="24"/>
+          <w:rtl/>
+        </w:rPr>
+        <w:t xml:space="preserve"> أو </w:t>
+      </w:r>
+      <w:r>
+        <w:rPr>
+          <w:rFonts w:ascii="Arial" w:cs="Arial" w:eastAsia="Arial" w:hAnsi="Arial"/>
+          <w:b/>
+          <w:bCs/>
+          <w:color w:val="2F6F4F"/>
+          <w:sz w:val="24"/>
+          <w:szCs w:val="24"/>
+          <w:rtl/>
+        </w:rPr>
         <w:t xml:space="preserve">«فاصلة»</w:t>
       </w:r>
       <w:r>
@@ -4708,6 +4708,29 @@
           <w:rtl/>
         </w:rPr>
         <w:t xml:space="preserve"> لكتابة </w:t>
+      </w:r>
+      <w:r>
+        <w:rPr>
+          <w:rFonts w:ascii="Arial" w:cs="Arial" w:eastAsia="Arial" w:hAnsi="Arial"/>
+          <w:b/>
+          <w:bCs/>
+          <w:color w:val="2F6F4F"/>
+          <w:sz w:val="24"/>
+          <w:szCs w:val="24"/>
+          <w:rtl/>
+        </w:rPr>
+        <w:t xml:space="preserve">.</w:t>
+      </w:r>
+      <w:r>
+        <w:rPr>
+          <w:rFonts w:ascii="Arial" w:cs="Arial" w:eastAsia="Arial" w:hAnsi="Arial"/>
+          <w:b w:val="false"/>
+          <w:color w:val="1B1F24"/>
+          <w:sz w:val="24"/>
+          <w:szCs w:val="24"/>
+          <w:rtl/>
+        </w:rPr>
+        <w:t xml:space="preserve"> أو </w:t>
       </w:r>
       <w:r>
         <w:rPr>
